--- a/courts/seventh-circuit/wisconsin/state/supreme-court/petition-for-writ/usage/OUTPUT-petition-for-writ.docx
+++ b/courts/seventh-circuit/wisconsin/state/supreme-court/petition-for-writ/usage/OUTPUT-petition-for-writ.docx
@@ -1487,9 +1487,7 @@
                 <w:sz w:val="20"/>
                 <w:szCs w:val="20"/>
               </w:rPr>
-              <w:t xml:space="preserve">252</w:t>
-              <w:noBreakHyphen/>
-              <w:t xml:space="preserve">9386</w:t>
+              <w:t xml:space="preserve">252-⁠9386</w:t>
             </w:r>
           </w:p>
           <w:p>
@@ -1755,9 +1753,7 @@
                 <w:sz w:val="20"/>
                 <w:szCs w:val="20"/>
               </w:rPr>
-              <w:t xml:space="preserve">968</w:t>
-              <w:noBreakHyphen/>
-              <w:t xml:space="preserve">4599</w:t>
+              <w:t xml:space="preserve">968-⁠4599</w:t>
             </w:r>
           </w:p>
           <w:p>
@@ -2127,9 +2123,7 @@
                 <w:sz w:val="20"/>
                 <w:szCs w:val="20"/>
               </w:rPr>
-              <w:t xml:space="preserve">968</w:t>
-              <w:noBreakHyphen/>
-              <w:t xml:space="preserve">4652</w:t>
+              <w:t xml:space="preserve">968-⁠4652</w:t>
             </w:r>
           </w:p>
           <w:p>
@@ -2653,13 +2647,7 @@
         <w:t xml:space="preserve">Whitford v. Gill</w:t>
       </w:r>
       <w:r>
-        <w:t xml:space="preserve">, No. 15-cv</w:t>
-      </w:r>
-      <w:r>
-        <w:noBreakHyphen/>
-      </w:r>
-      <w:r>
-        <w:t xml:space="preserve">421-BBC, 2017 WL 383360, at *3 (W.D. Wis. Jan. 27, 2017) (three-judge court) (enjoining WEC members from implementing existing districting map), vacated on other grounds,</w:t>
+        <w:t xml:space="preserve">, No. 15-cv-⁠421-BBC, 2017 WL 383360, at *3 (W.D. Wis. Jan. 27, 2017) (three-judge court) (enjoining WEC members from implementing existing districting map), vacated on other grounds,</w:t>
       </w:r>
       <w:r>
         <w:t xml:space="preserve"> </w:t>
@@ -2698,19 +2686,7 @@
         <w:t xml:space="preserve">Baumgart v. Wendelberger</w:t>
       </w:r>
       <w:r>
-        <w:t xml:space="preserve">, Nos. 01-C</w:t>
-      </w:r>
-      <w:r>
-        <w:noBreakHyphen/>
-      </w:r>
-      <w:r>
-        <w:t xml:space="preserve">121, 02-C</w:t>
-      </w:r>
-      <w:r>
-        <w:noBreakHyphen/>
-      </w:r>
-      <w:r>
-        <w:t xml:space="preserve">366, 2002 WL 34127471, at *8 (E.D. Wis. May 30, 2002) (enjoining members of Wisconsin Elections Board—GAB’s predecessor—from using existing legislative plan and ordering use of court-drawn plan).</w:t>
+        <w:t xml:space="preserve">, Nos. 01-C-⁠121, 02-C-⁠366, 2002 WL 34127471, at *8 (E.D. Wis. May 30, 2002) (enjoining members of Wisconsin Elections Board—GAB’s predecessor—from using existing legislative plan and ordering use of court-drawn plan).</w:t>
       </w:r>
     </w:p>
     <w:p>
@@ -4663,13 +4639,7 @@
         <w:pStyle w:val="BodyText"/>
       </w:pPr>
       <w:r>
-        <w:t xml:space="preserve">67. This dramatic skew continued in the 2024 elections. Even though Wisconsin voters were evenly split—re-electing Democratic Senator Tammy Baldwin while committing Wisconsin’s electoral votes to Republican President Donald Trump—the congressional election results remained a stark 6</w:t>
-      </w:r>
-      <w:r>
-        <w:noBreakHyphen/>
-      </w:r>
-      <w:r>
-        <w:t xml:space="preserve">2 split favoring Republican candidates.</w:t>
+        <w:t xml:space="preserve">67. This dramatic skew continued in the 2024 elections. Even though Wisconsin voters were evenly split—re-electing Democratic Senator Tammy Baldwin while committing Wisconsin’s electoral votes to Republican President Donald Trump—the congressional election results remained a stark 6-⁠2 split favoring Republican candidates.</w:t>
       </w:r>
     </w:p>
     <w:p>
@@ -6750,13 +6720,7 @@
         <w:t xml:space="preserve"> </w:t>
       </w:r>
       <w:r>
-        <w:t xml:space="preserve">Wisconsin 2022</w:t>
-      </w:r>
-      <w:r>
-        <w:noBreakHyphen/>
-      </w:r>
-      <w:r>
-        <w:t xml:space="preserve">2024 Redistricting Plan, PlanScore, https://​planscore.​org/​wisconsin/​#!​2022-​plan-​ushouse (last visited May 6, 2025).</w:t>
+        <w:t xml:space="preserve">Wisconsin 2022-⁠2024 Redistricting Plan, PlanScore, https://​planscore.​org/​wisconsin/​#!​2022-​plan-​ushouse (last visited May 6, 2025).</w:t>
       </w:r>
     </w:p>
   </w:footnote>
@@ -7415,7 +7379,7 @@
     <w:qFormat/>
     <w:pPr>
       <w:keepLines/>
-      <w:spacing w:before="0" w:after="140" w:line="253" w:lineRule="exact"/>
+      <w:spacing w:before="23" w:after="140" w:line="253" w:lineRule="exact"/>
     </w:pPr>
     <w:rPr>
       <w:sz w:val="22"/>
